--- a/记事本/记事本 (已自动恢复).docx
+++ b/记事本/记事本 (已自动恢复).docx
@@ -2251,7 +2251,6 @@
     <w:p>
       <w:pPr>
         <w:rPr>
-          <w:rFonts w:hint="eastAsia"/>
           <w:b/>
           <w:bCs/>
           <w:noProof/>
@@ -2358,6 +2357,34 @@
           <w:szCs w:val="28"/>
         </w:rPr>
         <w:t>111</w:t>
+      </w:r>
+    </w:p>
+    <w:p>
+      <w:pPr>
+        <w:rPr>
+          <w:rFonts w:hint="eastAsia"/>
+          <w:noProof/>
+          <w:sz w:val="28"/>
+          <w:szCs w:val="28"/>
+        </w:rPr>
+      </w:pPr>
+      <w:r>
+        <w:rPr>
+          <w:rFonts w:hint="eastAsia"/>
+          <w:noProof/>
+          <w:sz w:val="28"/>
+          <w:szCs w:val="28"/>
+        </w:rPr>
+        <w:t>37.经济效益</w:t>
+      </w:r>
+      <w:r>
+        <w:rPr>
+          <w:rFonts w:hint="eastAsia"/>
+          <w:noProof/>
+          <w:sz w:val="28"/>
+          <w:szCs w:val="28"/>
+        </w:rPr>
+        <w:t>：一个炉子内有六个喷嘴，每个喷嘴每小时30L汽油</w:t>
       </w:r>
     </w:p>
     <w:p>
@@ -2797,6 +2824,7 @@
           <w:sz w:val="28"/>
           <w:szCs w:val="28"/>
         </w:rPr>
+        <w:lastRenderedPageBreak/>
         <w:t>R</w:t>
       </w:r>
       <w:r>
@@ -2821,7 +2849,6 @@
         <w:rPr>
           <w:noProof/>
         </w:rPr>
-        <w:lastRenderedPageBreak/>
         <w:drawing>
           <wp:inline distT="0" distB="0" distL="0" distR="0" wp14:anchorId="391FCABE" wp14:editId="13B1B923">
             <wp:extent cx="1714500" cy="866775"/>
@@ -3328,7 +3355,6 @@
           <w:sz w:val="28"/>
           <w:szCs w:val="28"/>
         </w:rPr>
-        <w:lastRenderedPageBreak/>
         <w:t>24/60</w:t>
       </w:r>
     </w:p>
@@ -3803,6 +3829,7 @@
         <w:rPr>
           <w:noProof/>
         </w:rPr>
+        <w:lastRenderedPageBreak/>
         <w:drawing>
           <wp:inline distT="0" distB="0" distL="0" distR="0" wp14:anchorId="67D3314F" wp14:editId="2C179D3C">
             <wp:extent cx="1685925" cy="981075"/>
@@ -3854,7 +3881,6 @@
           <w:sz w:val="28"/>
           <w:szCs w:val="28"/>
         </w:rPr>
-        <w:lastRenderedPageBreak/>
         <w:t>T</w:t>
       </w:r>
       <w:r>
@@ -4311,6 +4337,7 @@
           <w:sz w:val="28"/>
           <w:szCs w:val="28"/>
         </w:rPr>
+        <w:lastRenderedPageBreak/>
         <w:t>24/180</w:t>
       </w:r>
     </w:p>
@@ -4341,7 +4368,6 @@
         <w:rPr>
           <w:noProof/>
         </w:rPr>
-        <w:lastRenderedPageBreak/>
         <w:drawing>
           <wp:inline distT="0" distB="0" distL="0" distR="0" wp14:anchorId="6F0FD4F3" wp14:editId="4D695228">
             <wp:extent cx="1562100" cy="838200"/>
@@ -4450,6 +4476,7 @@
           <w:szCs w:val="28"/>
         </w:rPr>
       </w:pPr>
+      <w:proofErr w:type="spellStart"/>
       <w:r>
         <w:rPr>
           <w:sz w:val="28"/>
@@ -4463,7 +4490,16 @@
           <w:sz w:val="28"/>
           <w:szCs w:val="28"/>
         </w:rPr>
-        <w:t>evin版</w:t>
+        <w:t>evin</w:t>
+      </w:r>
+      <w:proofErr w:type="spellEnd"/>
+      <w:r>
+        <w:rPr>
+          <w:rFonts w:hint="eastAsia"/>
+          <w:sz w:val="28"/>
+          <w:szCs w:val="28"/>
+        </w:rPr>
+        <w:t>版</w:t>
       </w:r>
     </w:p>
     <w:p>
